--- a/acts-sermons/docx/03_2026-11-01_승천하신주님다시오실주님_행1장9-11절.docx
+++ b/acts-sermons/docx/03_2026-11-01_승천하신주님다시오실주님_행1장9-11절.docx
@@ -451,6 +451,19 @@
     </w:p>
     <w:p>
       <w:pPr>
+        <w:spacing w:after="160" w:line="360"/>
+      </w:pPr>
+      <w:r>
+        <w:rPr>
+          <w:rFonts w:ascii="맑은 고딕" w:cs="맑은 고딕" w:eastAsia="맑은 고딕" w:hAnsi="맑은 고딕"/>
+          <w:sz w:val="24"/>
+          <w:szCs w:val="24"/>
+        </w:rPr>
+        <w:t xml:space="preserve">아우구스티누스 자신도 세상을 떠날 무렵, 반달족이 그가 섬기던 히포를 포위하는 것을 보아야 했습니다. 그러나 그는 무너지는 땅의 도성 한가운데서 무너지지 않는 하나님의 도성을 바라보며 마지막까지 말씀을 붙들었습니다.</w:t>
+      </w:r>
+    </w:p>
+    <w:p>
+      <w:pPr>
         <w:spacing w:after="80"/>
       </w:pPr>
       <w:r>
@@ -511,6 +524,19 @@
           <w:szCs w:val="24"/>
         </w:rPr>
         <w:t xml:space="preserve">그러므로 이번 주에 불안이 몰려올 때마다 이렇게 고백하십시오. ‘주님은 하늘 보좌에 앉아 계십니다. 주님이 다스리십니다. 주님이 저를 위해 기도하고 계십니다.’ 이 고백이 여러분의 마음을 붙드는 닻이 될 것입니다.</w:t>
+      </w:r>
+    </w:p>
+    <w:p>
+      <w:pPr>
+        <w:spacing w:after="160" w:line="360"/>
+      </w:pPr>
+      <w:r>
+        <w:rPr>
+          <w:rFonts w:ascii="맑은 고딕" w:cs="맑은 고딕" w:eastAsia="맑은 고딕" w:hAnsi="맑은 고딕"/>
+          <w:sz w:val="24"/>
+          <w:szCs w:val="24"/>
+        </w:rPr>
+        <w:t xml:space="preserve">왕이 다스리신다는 믿음은 우리를 게으르게 하지 않고 오히려 평안하게 일하게 합니다. 결과를 붙잡고 초조해하는 대신, 순종을 붙잡고 결과는 왕께 맡기십시오.</w:t>
       </w:r>
     </w:p>
     <w:p>
@@ -781,6 +807,19 @@
     </w:p>
     <w:p>
       <w:pPr>
+        <w:spacing w:after="160" w:line="360"/>
+      </w:pPr>
+      <w:r>
+        <w:rPr>
+          <w:rFonts w:ascii="맑은 고딕" w:cs="맑은 고딕" w:eastAsia="맑은 고딕" w:hAnsi="맑은 고딕"/>
+          <w:sz w:val="24"/>
+          <w:szCs w:val="24"/>
+        </w:rPr>
+        <w:t xml:space="preserve">역사가들은 이런 그리스도인들의 섬김이 이웃들에게 깊은 인상을 남겼고, 그것이 초대교회가 박해 속에서도 성장한 한 이유였다고 평가합니다. 하늘 시민권을 가진 사람들이 이 땅에서 가장 좋은 이웃이 되었던 것입니다.</w:t>
+      </w:r>
+    </w:p>
+    <w:p>
+      <w:pPr>
         <w:spacing w:after="80"/>
       </w:pPr>
       <w:r>
@@ -841,6 +880,19 @@
           <w:szCs w:val="24"/>
         </w:rPr>
         <w:t xml:space="preserve">천사들의 질문이 오늘 여러분에게 들려지기를 바랍니다. ‘어찌하여 서서 하늘만 쳐다보느냐.’ 예배당을 나서면 여러분의 감람산은 끝나고 예루살렘이 시작됩니다. 가정과 일터와 이웃이 여러분을 기다리고 있습니다. 하늘 소망을 품은 채 땅의 사명 속으로 걸어 들어가십시오.</w:t>
+      </w:r>
+    </w:p>
+    <w:p>
+      <w:pPr>
+        <w:spacing w:after="160" w:line="360"/>
+      </w:pPr>
+      <w:r>
+        <w:rPr>
+          <w:rFonts w:ascii="맑은 고딕" w:cs="맑은 고딕" w:eastAsia="맑은 고딕" w:hAnsi="맑은 고딕"/>
+          <w:sz w:val="24"/>
+          <w:szCs w:val="24"/>
+        </w:rPr>
+        <w:t xml:space="preserve">가장 거룩한 예배는 주일 한 시간으로 끝나지 않습니다. 월요일 아침 출근길과 부엌과 교실에서 이어지는 순종이 감람산에서 예루살렘으로 돌아가는 발걸음입니다.</w:t>
       </w:r>
     </w:p>
     <w:p>
@@ -1111,6 +1163,19 @@
     </w:p>
     <w:p>
       <w:pPr>
+        <w:spacing w:after="160" w:line="360"/>
+      </w:pPr>
+      <w:r>
+        <w:rPr>
+          <w:rFonts w:ascii="맑은 고딕" w:cs="맑은 고딕" w:eastAsia="맑은 고딕" w:hAnsi="맑은 고딕"/>
+          <w:sz w:val="24"/>
+          <w:szCs w:val="24"/>
+        </w:rPr>
+        <w:t xml:space="preserve">우리는 어떤 일식보다 더 확실한 약속을 가지고 있습니다. 하늘과 땅은 없어질지라도 주님의 말씀은 없어지지 않기 때문입니다.</w:t>
+      </w:r>
+    </w:p>
+    <w:p>
+      <w:pPr>
         <w:spacing w:after="80"/>
       </w:pPr>
       <w:r>
@@ -1171,6 +1236,19 @@
           <w:szCs w:val="24"/>
         </w:rPr>
         <w:t xml:space="preserve">이번 주에 ‘주님이 오늘 오신다면’이라는 질문을 마음에 품고 사십시오. 그 질문이 두려움이 아니라 기대가 되도록, 맡기신 한 므나를 땅에 묻어 두지 말고 충성스럽게 사용하십시오.</w:t>
+      </w:r>
+    </w:p>
+    <w:p>
+      <w:pPr>
+        <w:spacing w:after="160" w:line="360"/>
+      </w:pPr>
+      <w:r>
+        <w:rPr>
+          <w:rFonts w:ascii="맑은 고딕" w:cs="맑은 고딕" w:eastAsia="맑은 고딕" w:hAnsi="맑은 고딕"/>
+          <w:sz w:val="24"/>
+          <w:szCs w:val="24"/>
+        </w:rPr>
+        <w:t xml:space="preserve">주님을 기다리는 가장 좋은 방법은 주님이 맡기신 일을 하고 있는 것입니다. 주님이 오실 때 우리가 서 있는 자리가 충성의 자리이기를 바랍니다.</w:t>
       </w:r>
     </w:p>
     <w:p>

--- a/acts-sermons/docx/03_2026-11-01_승천하신주님다시오실주님_행1장9-11절.docx
+++ b/acts-sermons/docx/03_2026-11-01_승천하신주님다시오실주님_행1장9-11절.docx
@@ -148,7 +148,7 @@
           <w:sz w:val="24"/>
           <w:szCs w:val="24"/>
         </w:rPr>
-        <w:t xml:space="preserve">사랑하는 성도 여러분, 많은 그리스도인들이 성탄절과 부활절은 기억하지만 승천은 잘 생각하지 않습니다. 그러나 사도신경은 “하늘에 오르시어 전능하신 하나님 우편에 앉아 계시다가, 저리로서 산 자와 죽은 자를 심판하러 오시리라”고 고백합니다. 승천과 재림은 우리 신앙의 중심에 있습니다.</w:t>
+        <w:t xml:space="preserve">사랑하는 성도 여러분, 많은 그리스도인들이 성탄절과 부활절은 기억하지만 승천은 잘 생각하지 않습니다. 그러나 사도신경은 “하늘에 오르사 전능하신 하나님 우편에 앉아 계시다가 저리로서 산 자와 죽은 자를 심판하러 오시리라”고 고백합니다. 승천과 재림은 우리 신앙의 중심에 있습니다.</w:t>
       </w:r>
     </w:p>
     <w:p>
@@ -420,7 +420,7 @@
           <w:sz w:val="24"/>
           <w:szCs w:val="24"/>
         </w:rPr>
-        <w:t xml:space="preserve">주후 410년, 천 년 가까이 무너진 적이 없던 도시 로마가 서고트족에게 함락되어 약탈당했습니다. 로마 제국 전체가 충격에 빠졌습니다. 이교도들은 이렇게 비난했습니다. 로마가 옛 신들을 버리고 그리스도교를 받아들였기 때문에 이런 재앙이 닥쳤다는 것입니다.</w:t>
+        <w:t xml:space="preserve">주후 410년, 팔백 년 동안 외적에게 함락된 적이 없던 도시 로마가 서고트족에게 함락되어 약탈당했습니다. 로마 제국 전체가 충격에 빠졌습니다. 이교도들은 이렇게 비난했습니다. 로마가 옛 신들을 버리고 그리스도교를 받아들였기 때문에 이런 재앙이 닥쳤다는 것입니다.</w:t>
       </w:r>
     </w:p>
     <w:p>
